--- a/pa/pa3/SAD-v3.docx
+++ b/pa/pa3/SAD-v3.docx
@@ -542,6 +542,22 @@
         <w:pStyle w:val="Heading2"/>
       </w:pPr>
       <w:r>
+        <w:t xml:space="preserve">Core Architecture Principles</w:t>
+      </w:r>
+    </w:p>
+    <w:p>
+      <w:pPr>
+        <w:pStyle w:val="FirstParagraph"/>
+      </w:pPr>
+      <w:r>
+        <w:t xml:space="preserve">The core architecture principles are Separation of Concerns, API-First design, Polyglot Microservices across TypeScript and Python, AI Encapsulation, and Child Safety by Design. These principles keep UI, proxy, AI compute, data storage, and safety responsibilities explicit and independently maintainable.</w:t>
+      </w:r>
+    </w:p>
+    <w:p>
+      <w:pPr>
+        <w:pStyle w:val="Heading2"/>
+      </w:pPr>
+      <w:r>
         <w:t xml:space="preserve">Architecturally Significant Decisions</w:t>
       </w:r>
     </w:p>
@@ -561,6 +577,1600 @@
         <w:t xml:space="preserve">Next.js owns the web layer, user state, route-level UI composition, role-aware navigation, and secure API proxy routes. FastAPI owns the AI engine, where Python libraries are more suitable for PDF processing, vector retrieval, OCR-related pipelines, and model orchestration. This split keeps the UI responsive and maintainable while giving the AI layer a technology environment aligned with its workload.</w:t>
       </w:r>
     </w:p>
+    <w:p>
+      <w:pPr>
+        <w:pStyle w:val="Heading2"/>
+      </w:pPr>
+      <w:r>
+        <w:t xml:space="preserve">System Context</w:t>
+      </w:r>
+    </w:p>
+    <w:p>
+      <w:pPr>
+        <w:pStyle w:val="FirstParagraph"/>
+      </w:pPr>
+      <w:r>
+        <w:t xml:space="preserve">The system context is a multi-tiered communication flow: children and parents interact with the Next.js Web App; the Next.js API layer acts as a secure proxy and gateway; the Python FastAPI backend executes RAG, PDF extraction, LLM prompting, TTS, and problem parsing; external AI providers and vector storage are consumed through the backend; generated content is stored in Firebase Storage and delivered back to the client.</w:t>
+      </w:r>
+    </w:p>
+    <w:p>
+      <w:pPr>
+        <w:pStyle w:val="Heading3"/>
+      </w:pPr>
+      <w:r>
+        <w:t xml:space="preserve">Actors</w:t>
+      </w:r>
+    </w:p>
+    <w:tbl>
+      <w:tblPr>
+        <w:tblStyle w:val="TableGrid"/>
+        <w:tblW w:w="0" w:type="auto"/>
+        <w:tblBorders>
+          <w:top w:val="single" w:sz="4" w:space="0" w:color="auto"/>
+          <w:left w:val="single" w:sz="4" w:space="0" w:color="auto"/>
+          <w:bottom w:val="single" w:sz="4" w:space="0" w:color="auto"/>
+          <w:right w:val="single" w:sz="4" w:space="0" w:color="auto"/>
+          <w:insideH w:val="single" w:sz="4" w:space="0" w:color="auto"/>
+          <w:insideV w:val="single" w:sz="4" w:space="0" w:color="auto"/>
+        </w:tblBorders>
+      </w:tblPr>
+      <w:tr>
+        <w:tc>
+          <w:tcPr>
+            <w:tcW w:w="0" w:type="auto"/>
+          </w:tcPr>
+          <w:p>
+            <w:r>
+              <w:rPr>
+                <w:b/>
+              </w:rPr>
+              <w:t xml:space="preserve">Actor</w:t>
+            </w:r>
+          </w:p>
+        </w:tc>
+        <w:tc>
+          <w:tcPr>
+            <w:tcW w:w="0" w:type="auto"/>
+          </w:tcPr>
+          <w:p>
+            <w:r>
+              <w:rPr>
+                <w:b/>
+              </w:rPr>
+              <w:t xml:space="preserve">Role in the system</w:t>
+            </w:r>
+          </w:p>
+        </w:tc>
+      </w:tr>
+      <w:tr>
+        <w:tc>
+          <w:tcPr>
+            <w:tcW w:w="0" w:type="auto"/>
+          </w:tcPr>
+          <w:p>
+            <w:r>
+              <w:t xml:space="preserve">Child</w:t>
+            </w:r>
+          </w:p>
+        </w:tc>
+        <w:tc>
+          <w:tcPr>
+            <w:tcW w:w="0" w:type="auto"/>
+          </w:tcPr>
+          <w:p>
+            <w:r>
+              <w:t xml:space="preserve">Uses lessons, quizzes, AI Tutor Cosmo, TTS playback, gamification, progress, leaderboard, and practice flows.</w:t>
+            </w:r>
+          </w:p>
+        </w:tc>
+      </w:tr>
+      <w:tr>
+        <w:tc>
+          <w:tcPr>
+            <w:tcW w:w="0" w:type="auto"/>
+          </w:tcPr>
+          <w:p>
+            <w:r>
+              <w:t xml:space="preserve">Parent/Guardian</w:t>
+            </w:r>
+          </w:p>
+        </w:tc>
+        <w:tc>
+          <w:tcPr>
+            <w:tcW w:w="0" w:type="auto"/>
+          </w:tcPr>
+          <w:p>
+            <w:r>
+              <w:t xml:space="preserve">Manages child profiles, links family accounts, and reviews learning reports and progress.</w:t>
+            </w:r>
+          </w:p>
+        </w:tc>
+      </w:tr>
+      <w:tr>
+        <w:tc>
+          <w:tcPr>
+            <w:tcW w:w="0" w:type="auto"/>
+          </w:tcPr>
+          <w:p>
+            <w:r>
+              <w:t xml:space="preserve">Teacher</w:t>
+            </w:r>
+          </w:p>
+        </w:tc>
+        <w:tc>
+          <w:tcPr>
+            <w:tcW w:w="0" w:type="auto"/>
+          </w:tcPr>
+          <w:p>
+            <w:r>
+              <w:t xml:space="preserve">Planned Phase 2 actor for learning-support and content workflows.</w:t>
+            </w:r>
+          </w:p>
+        </w:tc>
+      </w:tr>
+      <w:tr>
+        <w:tc>
+          <w:tcPr>
+            <w:tcW w:w="0" w:type="auto"/>
+          </w:tcPr>
+          <w:p>
+            <w:r>
+              <w:t xml:space="preserve">Admin</w:t>
+            </w:r>
+          </w:p>
+        </w:tc>
+        <w:tc>
+          <w:tcPr>
+            <w:tcW w:w="0" w:type="auto"/>
+          </w:tcPr>
+          <w:p>
+            <w:r>
+              <w:t xml:space="preserve">Uploads materials, manages lesson catalog data, runs RAG ingestion, and reviews flagged AI content.</w:t>
+            </w:r>
+          </w:p>
+        </w:tc>
+      </w:tr>
+      <w:tr>
+        <w:tc>
+          <w:tcPr>
+            <w:tcW w:w="0" w:type="auto"/>
+          </w:tcPr>
+          <w:p>
+            <w:r>
+              <w:t xml:space="preserve">System</w:t>
+            </w:r>
+          </w:p>
+        </w:tc>
+        <w:tc>
+          <w:tcPr>
+            <w:tcW w:w="0" w:type="auto"/>
+          </w:tcPr>
+          <w:p>
+            <w:r>
+              <w:t xml:space="preserve">Runs automated moderation, background processing, and scheduled jobs.</w:t>
+            </w:r>
+          </w:p>
+        </w:tc>
+      </w:tr>
+    </w:tbl>
+    <w:p>
+      <w:pPr>
+        <w:pStyle w:val="Heading2"/>
+      </w:pPr>
+      <w:r>
+        <w:t xml:space="preserve">External Services and Integrations</w:t>
+      </w:r>
+    </w:p>
+    <w:p>
+      <w:pPr>
+        <w:pStyle w:val="FirstParagraph"/>
+      </w:pPr>
+      <w:r>
+        <w:t xml:space="preserve">External integrations are split between frontend preprocessing, Next.js proxy responsibilities, and the dedicated Python FastAPI backend.</w:t>
+      </w:r>
+    </w:p>
+    <w:tbl>
+      <w:tblPr>
+        <w:tblStyle w:val="TableGrid"/>
+        <w:tblW w:w="0" w:type="auto"/>
+        <w:tblBorders>
+          <w:top w:val="single" w:sz="4" w:space="0" w:color="auto"/>
+          <w:left w:val="single" w:sz="4" w:space="0" w:color="auto"/>
+          <w:bottom w:val="single" w:sz="4" w:space="0" w:color="auto"/>
+          <w:right w:val="single" w:sz="4" w:space="0" w:color="auto"/>
+          <w:insideH w:val="single" w:sz="4" w:space="0" w:color="auto"/>
+          <w:insideV w:val="single" w:sz="4" w:space="0" w:color="auto"/>
+        </w:tblBorders>
+      </w:tblPr>
+      <w:tr>
+        <w:tc>
+          <w:tcPr>
+            <w:tcW w:w="0" w:type="auto"/>
+          </w:tcPr>
+          <w:p>
+            <w:r>
+              <w:rPr>
+                <w:b/>
+              </w:rPr>
+              <w:t xml:space="preserve">Service</w:t>
+            </w:r>
+          </w:p>
+        </w:tc>
+        <w:tc>
+          <w:tcPr>
+            <w:tcW w:w="0" w:type="auto"/>
+          </w:tcPr>
+          <w:p>
+            <w:r>
+              <w:rPr>
+                <w:b/>
+              </w:rPr>
+              <w:t xml:space="preserve">Provider</w:t>
+            </w:r>
+          </w:p>
+        </w:tc>
+        <w:tc>
+          <w:tcPr>
+            <w:tcW w:w="0" w:type="auto"/>
+          </w:tcPr>
+          <w:p>
+            <w:r>
+              <w:rPr>
+                <w:b/>
+              </w:rPr>
+              <w:t xml:space="preserve">Purpose</w:t>
+            </w:r>
+          </w:p>
+        </w:tc>
+        <w:tc>
+          <w:tcPr>
+            <w:tcW w:w="0" w:type="auto"/>
+          </w:tcPr>
+          <w:p>
+            <w:r>
+              <w:rPr>
+                <w:b/>
+              </w:rPr>
+              <w:t xml:space="preserve">Status</w:t>
+            </w:r>
+          </w:p>
+        </w:tc>
+      </w:tr>
+      <w:tr>
+        <w:tc>
+          <w:tcPr>
+            <w:tcW w:w="0" w:type="auto"/>
+          </w:tcPr>
+          <w:p>
+            <w:r>
+              <w:t xml:space="preserve">LLM (Chat/Quiz)</w:t>
+            </w:r>
+          </w:p>
+        </w:tc>
+        <w:tc>
+          <w:tcPr>
+            <w:tcW w:w="0" w:type="auto"/>
+          </w:tcPr>
+          <w:p>
+            <w:r>
+              <w:t xml:space="preserve">OpenAI GPT-4o-mini / OpenRouter</w:t>
+            </w:r>
+          </w:p>
+        </w:tc>
+        <w:tc>
+          <w:tcPr>
+            <w:tcW w:w="0" w:type="auto"/>
+          </w:tcPr>
+          <w:p>
+            <w:r>
+              <w:t xml:space="preserve">AI Tutor chat, quiz generation, and multimodal layout analysis.</w:t>
+            </w:r>
+          </w:p>
+        </w:tc>
+        <w:tc>
+          <w:tcPr>
+            <w:tcW w:w="0" w:type="auto"/>
+          </w:tcPr>
+          <w:p>
+            <w:r>
+              <w:t xml:space="preserve">Implemented via proxy/FastAPI</w:t>
+            </w:r>
+          </w:p>
+        </w:tc>
+      </w:tr>
+      <w:tr>
+        <w:tc>
+          <w:tcPr>
+            <w:tcW w:w="0" w:type="auto"/>
+          </w:tcPr>
+          <w:p>
+            <w:r>
+              <w:t xml:space="preserve">Image Pre-processing</w:t>
+            </w:r>
+          </w:p>
+        </w:tc>
+        <w:tc>
+          <w:tcPr>
+            <w:tcW w:w="0" w:type="auto"/>
+          </w:tcPr>
+          <w:p>
+            <w:r>
+              <w:t xml:space="preserve">Cloudinary SaaS</w:t>
+            </w:r>
+          </w:p>
+        </w:tc>
+        <w:tc>
+          <w:tcPr>
+            <w:tcW w:w="0" w:type="auto"/>
+          </w:tcPr>
+          <w:p>
+            <w:r>
+              <w:t xml:space="preserve">On-the-fly image enhancement, sharpening, and grayscale conversion to optimize OCR/Vision accuracy.</w:t>
+            </w:r>
+          </w:p>
+        </w:tc>
+        <w:tc>
+          <w:tcPr>
+            <w:tcW w:w="0" w:type="auto"/>
+          </w:tcPr>
+          <w:p>
+            <w:r>
+              <w:t xml:space="preserve">Implemented in frontend</w:t>
+            </w:r>
+          </w:p>
+        </w:tc>
+      </w:tr>
+      <w:tr>
+        <w:tc>
+          <w:tcPr>
+            <w:tcW w:w="0" w:type="auto"/>
+          </w:tcPr>
+          <w:p>
+            <w:r>
+              <w:t xml:space="preserve">Text-to-Speech</w:t>
+            </w:r>
+          </w:p>
+        </w:tc>
+        <w:tc>
+          <w:tcPr>
+            <w:tcW w:w="0" w:type="auto"/>
+          </w:tcPr>
+          <w:p>
+            <w:r>
+              <w:t xml:space="preserve">ElevenLabs API</w:t>
+            </w:r>
+          </w:p>
+        </w:tc>
+        <w:tc>
+          <w:tcPr>
+            <w:tcW w:w="0" w:type="auto"/>
+          </w:tcPr>
+          <w:p>
+            <w:r>
+              <w:t xml:space="preserve">High-fidelity lesson narration and character voices.</w:t>
+            </w:r>
+          </w:p>
+        </w:tc>
+        <w:tc>
+          <w:tcPr>
+            <w:tcW w:w="0" w:type="auto"/>
+          </w:tcPr>
+          <w:p>
+            <w:r>
+              <w:t xml:space="preserve">Implemented via FastAPI</w:t>
+            </w:r>
+          </w:p>
+        </w:tc>
+      </w:tr>
+      <w:tr>
+        <w:tc>
+          <w:tcPr>
+            <w:tcW w:w="0" w:type="auto"/>
+          </w:tcPr>
+          <w:p>
+            <w:r>
+              <w:t xml:space="preserve">Vector Store</w:t>
+            </w:r>
+          </w:p>
+        </w:tc>
+        <w:tc>
+          <w:tcPr>
+            <w:tcW w:w="0" w:type="auto"/>
+          </w:tcPr>
+          <w:p>
+            <w:r>
+              <w:t xml:space="preserve">Pinecone or local vector store</w:t>
+            </w:r>
+          </w:p>
+        </w:tc>
+        <w:tc>
+          <w:tcPr>
+            <w:tcW w:w="0" w:type="auto"/>
+          </w:tcPr>
+          <w:p>
+            <w:r>
+              <w:t xml:space="preserve">Stores PDF embeddings for RAG retrieval.</w:t>
+            </w:r>
+          </w:p>
+        </w:tc>
+        <w:tc>
+          <w:tcPr>
+            <w:tcW w:w="0" w:type="auto"/>
+          </w:tcPr>
+          <w:p>
+            <w:r>
+              <w:t xml:space="preserve">Implemented via FastAPI</w:t>
+            </w:r>
+          </w:p>
+        </w:tc>
+      </w:tr>
+      <w:tr>
+        <w:tc>
+          <w:tcPr>
+            <w:tcW w:w="0" w:type="auto"/>
+          </w:tcPr>
+          <w:p>
+            <w:r>
+              <w:t xml:space="preserve">Embeddings</w:t>
+            </w:r>
+          </w:p>
+        </w:tc>
+        <w:tc>
+          <w:tcPr>
+            <w:tcW w:w="0" w:type="auto"/>
+          </w:tcPr>
+          <w:p>
+            <w:r>
+              <w:t xml:space="preserve">Custom hash embedding / embedding service</w:t>
+            </w:r>
+          </w:p>
+        </w:tc>
+        <w:tc>
+          <w:tcPr>
+            <w:tcW w:w="0" w:type="auto"/>
+          </w:tcPr>
+          <w:p>
+            <w:r>
+              <w:t xml:space="preserve">PDF chunk vectorization and query embedding.</w:t>
+            </w:r>
+          </w:p>
+        </w:tc>
+        <w:tc>
+          <w:tcPr>
+            <w:tcW w:w="0" w:type="auto"/>
+          </w:tcPr>
+          <w:p>
+            <w:r>
+              <w:t xml:space="preserve">Implemented via FastAPI</w:t>
+            </w:r>
+          </w:p>
+        </w:tc>
+      </w:tr>
+      <w:tr>
+        <w:tc>
+          <w:tcPr>
+            <w:tcW w:w="0" w:type="auto"/>
+          </w:tcPr>
+          <w:p>
+            <w:r>
+              <w:t xml:space="preserve">Object Storage</w:t>
+            </w:r>
+          </w:p>
+        </w:tc>
+        <w:tc>
+          <w:tcPr>
+            <w:tcW w:w="0" w:type="auto"/>
+          </w:tcPr>
+          <w:p>
+            <w:r>
+              <w:t xml:space="preserve">Firebase Storage</w:t>
+            </w:r>
+          </w:p>
+        </w:tc>
+        <w:tc>
+          <w:tcPr>
+            <w:tcW w:w="0" w:type="auto"/>
+          </w:tcPr>
+          <w:p>
+            <w:r>
+              <w:t xml:space="preserve">Stores PDFs, avatars, generated audio, and uploaded assets.</w:t>
+            </w:r>
+          </w:p>
+        </w:tc>
+        <w:tc>
+          <w:tcPr>
+            <w:tcW w:w="0" w:type="auto"/>
+          </w:tcPr>
+          <w:p>
+            <w:r>
+              <w:t xml:space="preserve">Ready</w:t>
+            </w:r>
+          </w:p>
+        </w:tc>
+      </w:tr>
+      <w:tr>
+        <w:tc>
+          <w:tcPr>
+            <w:tcW w:w="0" w:type="auto"/>
+          </w:tcPr>
+          <w:p>
+            <w:r>
+              <w:t xml:space="preserve">CDN / Hosting</w:t>
+            </w:r>
+          </w:p>
+        </w:tc>
+        <w:tc>
+          <w:tcPr>
+            <w:tcW w:w="0" w:type="auto"/>
+          </w:tcPr>
+          <w:p>
+            <w:r>
+              <w:t xml:space="preserve">Vercel</w:t>
+            </w:r>
+          </w:p>
+        </w:tc>
+        <w:tc>
+          <w:tcPr>
+            <w:tcW w:w="0" w:type="auto"/>
+          </w:tcPr>
+          <w:p>
+            <w:r>
+              <w:t xml:space="preserve">Hosts the Next.js application and API proxy layer.</w:t>
+            </w:r>
+          </w:p>
+        </w:tc>
+        <w:tc>
+          <w:tcPr>
+            <w:tcW w:w="0" w:type="auto"/>
+          </w:tcPr>
+          <w:p>
+            <w:r>
+              <w:t xml:space="preserve">Configured for web deployment</w:t>
+            </w:r>
+          </w:p>
+        </w:tc>
+      </w:tr>
+      <w:tr>
+        <w:tc>
+          <w:tcPr>
+            <w:tcW w:w="0" w:type="auto"/>
+          </w:tcPr>
+          <w:p>
+            <w:r>
+              <w:t xml:space="preserve">Internal Backend</w:t>
+            </w:r>
+          </w:p>
+        </w:tc>
+        <w:tc>
+          <w:tcPr>
+            <w:tcW w:w="0" w:type="auto"/>
+          </w:tcPr>
+          <w:p>
+            <w:r>
+              <w:t xml:space="preserve">Python FastAPI</w:t>
+            </w:r>
+          </w:p>
+        </w:tc>
+        <w:tc>
+          <w:tcPr>
+            <w:tcW w:w="0" w:type="auto"/>
+          </w:tcPr>
+          <w:p>
+            <w:r>
+              <w:t xml:space="preserve">Dedicated engine for PDF processing, RAG logic, problem parsing, TTS, and AI service coordination.</w:t>
+            </w:r>
+          </w:p>
+        </w:tc>
+        <w:tc>
+          <w:tcPr>
+            <w:tcW w:w="0" w:type="auto"/>
+          </w:tcPr>
+          <w:p>
+            <w:r>
+              <w:t xml:space="preserve">Implemented</w:t>
+            </w:r>
+          </w:p>
+        </w:tc>
+      </w:tr>
+      <w:tr>
+        <w:tc>
+          <w:tcPr>
+            <w:tcW w:w="0" w:type="auto"/>
+          </w:tcPr>
+          <w:p>
+            <w:r>
+              <w:t xml:space="preserve">Auth</w:t>
+            </w:r>
+          </w:p>
+        </w:tc>
+        <w:tc>
+          <w:tcPr>
+            <w:tcW w:w="0" w:type="auto"/>
+          </w:tcPr>
+          <w:p>
+            <w:r>
+              <w:t xml:space="preserve">Firebase Auth</w:t>
+            </w:r>
+          </w:p>
+        </w:tc>
+        <w:tc>
+          <w:tcPr>
+            <w:tcW w:w="0" w:type="auto"/>
+          </w:tcPr>
+          <w:p>
+            <w:r>
+              <w:t xml:space="preserve">Email/password, Google SSO, and authenticated user sessions.</w:t>
+            </w:r>
+          </w:p>
+        </w:tc>
+        <w:tc>
+          <w:tcPr>
+            <w:tcW w:w="0" w:type="auto"/>
+          </w:tcPr>
+          <w:p>
+            <w:r>
+              <w:t xml:space="preserve">Context ready; keys required</w:t>
+            </w:r>
+          </w:p>
+        </w:tc>
+      </w:tr>
+      <w:tr>
+        <w:tc>
+          <w:tcPr>
+            <w:tcW w:w="0" w:type="auto"/>
+          </w:tcPr>
+          <w:p>
+            <w:r>
+              <w:t xml:space="preserve">Email</w:t>
+            </w:r>
+          </w:p>
+        </w:tc>
+        <w:tc>
+          <w:tcPr>
+            <w:tcW w:w="0" w:type="auto"/>
+          </w:tcPr>
+          <w:p>
+            <w:r>
+              <w:t xml:space="preserve">Resend.com</w:t>
+            </w:r>
+          </w:p>
+        </w:tc>
+        <w:tc>
+          <w:tcPr>
+            <w:tcW w:w="0" w:type="auto"/>
+          </w:tcPr>
+          <w:p>
+            <w:r>
+              <w:t xml:space="preserve">OTP and progress reports.</w:t>
+            </w:r>
+          </w:p>
+        </w:tc>
+        <w:tc>
+          <w:tcPr>
+            <w:tcW w:w="0" w:type="auto"/>
+          </w:tcPr>
+          <w:p>
+            <w:r>
+              <w:t xml:space="preserve">Phase 2</w:t>
+            </w:r>
+          </w:p>
+        </w:tc>
+      </w:tr>
+      <w:tr>
+        <w:tc>
+          <w:tcPr>
+            <w:tcW w:w="0" w:type="auto"/>
+          </w:tcPr>
+          <w:p>
+            <w:r>
+              <w:t xml:space="preserve">Monitoring</w:t>
+            </w:r>
+          </w:p>
+        </w:tc>
+        <w:tc>
+          <w:tcPr>
+            <w:tcW w:w="0" w:type="auto"/>
+          </w:tcPr>
+          <w:p>
+            <w:r>
+              <w:t xml:space="preserve">Vercel Analytics</w:t>
+            </w:r>
+          </w:p>
+        </w:tc>
+        <w:tc>
+          <w:tcPr>
+            <w:tcW w:w="0" w:type="auto"/>
+          </w:tcPr>
+          <w:p>
+            <w:r>
+              <w:t xml:space="preserve">Page and application performance monitoring.</w:t>
+            </w:r>
+          </w:p>
+        </w:tc>
+        <w:tc>
+          <w:tcPr>
+            <w:tcW w:w="0" w:type="auto"/>
+          </w:tcPr>
+          <w:p>
+            <w:r>
+              <w:t xml:space="preserve">Phase 2</w:t>
+            </w:r>
+          </w:p>
+        </w:tc>
+      </w:tr>
+      <w:tr>
+        <w:tc>
+          <w:tcPr>
+            <w:tcW w:w="0" w:type="auto"/>
+          </w:tcPr>
+          <w:p>
+            <w:r>
+              <w:t xml:space="preserve">Error Tracking</w:t>
+            </w:r>
+          </w:p>
+        </w:tc>
+        <w:tc>
+          <w:tcPr>
+            <w:tcW w:w="0" w:type="auto"/>
+          </w:tcPr>
+          <w:p>
+            <w:r>
+              <w:t xml:space="preserve">Sentry.io</w:t>
+            </w:r>
+          </w:p>
+        </w:tc>
+        <w:tc>
+          <w:tcPr>
+            <w:tcW w:w="0" w:type="auto"/>
+          </w:tcPr>
+          <w:p>
+            <w:r>
+              <w:t xml:space="preserve">Frontend error capture and debugging.</w:t>
+            </w:r>
+          </w:p>
+        </w:tc>
+        <w:tc>
+          <w:tcPr>
+            <w:tcW w:w="0" w:type="auto"/>
+          </w:tcPr>
+          <w:p>
+            <w:r>
+              <w:t xml:space="preserve">Phase 2</w:t>
+            </w:r>
+          </w:p>
+        </w:tc>
+      </w:tr>
+      <w:tr>
+        <w:tc>
+          <w:tcPr>
+            <w:tcW w:w="0" w:type="auto"/>
+          </w:tcPr>
+          <w:p>
+            <w:r>
+              <w:t xml:space="preserve">Payments</w:t>
+            </w:r>
+          </w:p>
+        </w:tc>
+        <w:tc>
+          <w:tcPr>
+            <w:tcW w:w="0" w:type="auto"/>
+          </w:tcPr>
+          <w:p>
+            <w:r>
+              <w:t xml:space="preserve">Stripe</w:t>
+            </w:r>
+          </w:p>
+        </w:tc>
+        <w:tc>
+          <w:tcPr>
+            <w:tcW w:w="0" w:type="auto"/>
+          </w:tcPr>
+          <w:p>
+            <w:r>
+              <w:t xml:space="preserve">Subscription management.</w:t>
+            </w:r>
+          </w:p>
+        </w:tc>
+        <w:tc>
+          <w:tcPr>
+            <w:tcW w:w="0" w:type="auto"/>
+          </w:tcPr>
+          <w:p>
+            <w:r>
+              <w:t xml:space="preserve">Phase 2</w:t>
+            </w:r>
+          </w:p>
+        </w:tc>
+      </w:tr>
+    </w:tbl>
+    <w:p>
+      <w:pPr>
+        <w:pStyle w:val="Heading2"/>
+      </w:pPr>
+      <w:r>
+        <w:t xml:space="preserve">Technology Stack</w:t>
+      </w:r>
+    </w:p>
+    <w:p>
+      <w:pPr>
+        <w:pStyle w:val="Heading3"/>
+      </w:pPr>
+      <w:r>
+        <w:t xml:space="preserve">Frontend</w:t>
+      </w:r>
+    </w:p>
+    <w:tbl>
+      <w:tblPr>
+        <w:tblStyle w:val="TableGrid"/>
+        <w:tblW w:w="0" w:type="auto"/>
+        <w:tblBorders>
+          <w:top w:val="single" w:sz="4" w:space="0" w:color="auto"/>
+          <w:left w:val="single" w:sz="4" w:space="0" w:color="auto"/>
+          <w:bottom w:val="single" w:sz="4" w:space="0" w:color="auto"/>
+          <w:right w:val="single" w:sz="4" w:space="0" w:color="auto"/>
+          <w:insideH w:val="single" w:sz="4" w:space="0" w:color="auto"/>
+          <w:insideV w:val="single" w:sz="4" w:space="0" w:color="auto"/>
+        </w:tblBorders>
+      </w:tblPr>
+      <w:tr>
+        <w:tc>
+          <w:tcPr>
+            <w:tcW w:w="0" w:type="auto"/>
+          </w:tcPr>
+          <w:p>
+            <w:r>
+              <w:rPr>
+                <w:b/>
+              </w:rPr>
+              <w:t xml:space="preserve">Technology</w:t>
+            </w:r>
+          </w:p>
+        </w:tc>
+        <w:tc>
+          <w:tcPr>
+            <w:tcW w:w="0" w:type="auto"/>
+          </w:tcPr>
+          <w:p>
+            <w:r>
+              <w:rPr>
+                <w:b/>
+              </w:rPr>
+              <w:t xml:space="preserve">Justification</w:t>
+            </w:r>
+          </w:p>
+        </w:tc>
+      </w:tr>
+      <w:tr>
+        <w:tc>
+          <w:tcPr>
+            <w:tcW w:w="0" w:type="auto"/>
+          </w:tcPr>
+          <w:p>
+            <w:r>
+              <w:t xml:space="preserve">Next.js 16 (App Router)</w:t>
+            </w:r>
+          </w:p>
+        </w:tc>
+        <w:tc>
+          <w:tcPr>
+            <w:tcW w:w="0" w:type="auto"/>
+          </w:tcPr>
+          <w:p>
+            <w:r>
+              <w:t xml:space="preserve">Provides a unified framework for React Server Components, route handlers, and reduced architectural complexity.</w:t>
+            </w:r>
+          </w:p>
+        </w:tc>
+      </w:tr>
+      <w:tr>
+        <w:tc>
+          <w:tcPr>
+            <w:tcW w:w="0" w:type="auto"/>
+          </w:tcPr>
+          <w:p>
+            <w:r>
+              <w:t xml:space="preserve">React 19 + TypeScript</w:t>
+            </w:r>
+          </w:p>
+        </w:tc>
+        <w:tc>
+          <w:tcPr>
+            <w:tcW w:w="0" w:type="auto"/>
+          </w:tcPr>
+          <w:p>
+            <w:r>
+              <w:t xml:space="preserve">Supports maintainable component-driven development with strict typing.</w:t>
+            </w:r>
+          </w:p>
+        </w:tc>
+      </w:tr>
+      <w:tr>
+        <w:tc>
+          <w:tcPr>
+            <w:tcW w:w="0" w:type="auto"/>
+          </w:tcPr>
+          <w:p>
+            <w:r>
+              <w:t xml:space="preserve">Tailwind CSS v4</w:t>
+            </w:r>
+          </w:p>
+        </w:tc>
+        <w:tc>
+          <w:tcPr>
+            <w:tcW w:w="0" w:type="auto"/>
+          </w:tcPr>
+          <w:p>
+            <w:r>
+              <w:t xml:space="preserve">Centralizes Neobrutalism tokens in global styles with a high-performance styling pipeline.</w:t>
+            </w:r>
+          </w:p>
+        </w:tc>
+      </w:tr>
+      <w:tr>
+        <w:tc>
+          <w:tcPr>
+            <w:tcW w:w="0" w:type="auto"/>
+          </w:tcPr>
+          <w:p>
+            <w:r>
+              <w:t xml:space="preserve">shadcn/ui (Radix UI)</w:t>
+            </w:r>
+          </w:p>
+        </w:tc>
+        <w:tc>
+          <w:tcPr>
+            <w:tcW w:w="0" w:type="auto"/>
+          </w:tcPr>
+          <w:p>
+            <w:r>
+              <w:t xml:space="preserve">Provides accessible headless UI primitives customized through Neobrutalism components.</w:t>
+            </w:r>
+          </w:p>
+        </w:tc>
+      </w:tr>
+      <w:tr>
+        <w:tc>
+          <w:tcPr>
+            <w:tcW w:w="0" w:type="auto"/>
+          </w:tcPr>
+          <w:p>
+            <w:r>
+              <w:t xml:space="preserve">Framer Motion</w:t>
+            </w:r>
+          </w:p>
+        </w:tc>
+        <w:tc>
+          <w:tcPr>
+            <w:tcW w:w="0" w:type="auto"/>
+          </w:tcPr>
+          <w:p>
+            <w:r>
+              <w:t xml:space="preserve">Powers interactive lesson and gamification transitions.</w:t>
+            </w:r>
+          </w:p>
+        </w:tc>
+      </w:tr>
+      <w:tr>
+        <w:tc>
+          <w:tcPr>
+            <w:tcW w:w="0" w:type="auto"/>
+          </w:tcPr>
+          <w:p>
+            <w:r>
+              <w:t xml:space="preserve">Recharts</w:t>
+            </w:r>
+          </w:p>
+        </w:tc>
+        <w:tc>
+          <w:tcPr>
+            <w:tcW w:w="0" w:type="auto"/>
+          </w:tcPr>
+          <w:p>
+            <w:r>
+              <w:t xml:space="preserve">Renders parent dashboard analytics charts.</w:t>
+            </w:r>
+          </w:p>
+        </w:tc>
+      </w:tr>
+      <w:tr>
+        <w:tc>
+          <w:tcPr>
+            <w:tcW w:w="0" w:type="auto"/>
+          </w:tcPr>
+          <w:p>
+            <w:r>
+              <w:t xml:space="preserve">Zustand</w:t>
+            </w:r>
+          </w:p>
+        </w:tc>
+        <w:tc>
+          <w:tcPr>
+            <w:tcW w:w="0" w:type="auto"/>
+          </w:tcPr>
+          <w:p>
+            <w:r>
+              <w:t xml:space="preserve">Stores user profile and gamification state with lightweight persistence.</w:t>
+            </w:r>
+          </w:p>
+        </w:tc>
+      </w:tr>
+      <w:tr>
+        <w:tc>
+          <w:tcPr>
+            <w:tcW w:w="0" w:type="auto"/>
+          </w:tcPr>
+          <w:p>
+            <w:r>
+              <w:t xml:space="preserve">TanStack Query v5</w:t>
+            </w:r>
+          </w:p>
+        </w:tc>
+        <w:tc>
+          <w:tcPr>
+            <w:tcW w:w="0" w:type="auto"/>
+          </w:tcPr>
+          <w:p>
+            <w:r>
+              <w:t xml:space="preserve">Manages server-state synchronization, caching, and loading states.</w:t>
+            </w:r>
+          </w:p>
+        </w:tc>
+      </w:tr>
+      <w:tr>
+        <w:tc>
+          <w:tcPr>
+            <w:tcW w:w="0" w:type="auto"/>
+          </w:tcPr>
+          <w:p>
+            <w:r>
+              <w:t xml:space="preserve">Firebase Auth &amp; Storage</w:t>
+            </w:r>
+          </w:p>
+        </w:tc>
+        <w:tc>
+          <w:tcPr>
+            <w:tcW w:w="0" w:type="auto"/>
+          </w:tcPr>
+          <w:p>
+            <w:r>
+              <w:t xml:space="preserve">Handles authentication and persistent storage for learning materials and generated assets.</w:t>
+            </w:r>
+          </w:p>
+        </w:tc>
+      </w:tr>
+      <w:tr>
+        <w:tc>
+          <w:tcPr>
+            <w:tcW w:w="0" w:type="auto"/>
+          </w:tcPr>
+          <w:p>
+            <w:r>
+              <w:t xml:space="preserve">Cloudinary</w:t>
+            </w:r>
+          </w:p>
+        </w:tc>
+        <w:tc>
+          <w:tcPr>
+            <w:tcW w:w="0" w:type="auto"/>
+          </w:tcPr>
+          <w:p>
+            <w:r>
+              <w:t xml:space="preserve">Performs URL-based image enhancement before OCR/vision parsing.</w:t>
+            </w:r>
+          </w:p>
+        </w:tc>
+      </w:tr>
+    </w:tbl>
+    <w:p>
+      <w:pPr>
+        <w:pStyle w:val="Heading3"/>
+      </w:pPr>
+      <w:r>
+        <w:t xml:space="preserve">Backend and AI Stack</w:t>
+      </w:r>
+    </w:p>
+    <w:tbl>
+      <w:tblPr>
+        <w:tblStyle w:val="TableGrid"/>
+        <w:tblW w:w="0" w:type="auto"/>
+        <w:tblBorders>
+          <w:top w:val="single" w:sz="4" w:space="0" w:color="auto"/>
+          <w:left w:val="single" w:sz="4" w:space="0" w:color="auto"/>
+          <w:bottom w:val="single" w:sz="4" w:space="0" w:color="auto"/>
+          <w:right w:val="single" w:sz="4" w:space="0" w:color="auto"/>
+          <w:insideH w:val="single" w:sz="4" w:space="0" w:color="auto"/>
+          <w:insideV w:val="single" w:sz="4" w:space="0" w:color="auto"/>
+        </w:tblBorders>
+      </w:tblPr>
+      <w:tr>
+        <w:tc>
+          <w:tcPr>
+            <w:tcW w:w="0" w:type="auto"/>
+          </w:tcPr>
+          <w:p>
+            <w:r>
+              <w:rPr>
+                <w:b/>
+              </w:rPr>
+              <w:t xml:space="preserve">Area</w:t>
+            </w:r>
+          </w:p>
+        </w:tc>
+        <w:tc>
+          <w:tcPr>
+            <w:tcW w:w="0" w:type="auto"/>
+          </w:tcPr>
+          <w:p>
+            <w:r>
+              <w:rPr>
+                <w:b/>
+              </w:rPr>
+              <w:t xml:space="preserve">Technology</w:t>
+            </w:r>
+          </w:p>
+        </w:tc>
+        <w:tc>
+          <w:tcPr>
+            <w:tcW w:w="0" w:type="auto"/>
+          </w:tcPr>
+          <w:p>
+            <w:r>
+              <w:rPr>
+                <w:b/>
+              </w:rPr>
+              <w:t xml:space="preserve">Purpose</w:t>
+            </w:r>
+          </w:p>
+        </w:tc>
+      </w:tr>
+      <w:tr>
+        <w:tc>
+          <w:tcPr>
+            <w:tcW w:w="0" w:type="auto"/>
+          </w:tcPr>
+          <w:p>
+            <w:r>
+              <w:t xml:space="preserve">Web/API proxy</w:t>
+            </w:r>
+          </w:p>
+        </w:tc>
+        <w:tc>
+          <w:tcPr>
+            <w:tcW w:w="0" w:type="auto"/>
+          </w:tcPr>
+          <w:p>
+            <w:r>
+              <w:t xml:space="preserve">Next.js Route Handlers</w:t>
+            </w:r>
+          </w:p>
+        </w:tc>
+        <w:tc>
+          <w:tcPr>
+            <w:tcW w:w="0" w:type="auto"/>
+          </w:tcPr>
+          <w:p>
+            <w:r>
+              <w:t xml:space="preserve">Validates requests, protects secrets, and forwards specialized work to FastAPI.</w:t>
+            </w:r>
+          </w:p>
+        </w:tc>
+      </w:tr>
+      <w:tr>
+        <w:tc>
+          <w:tcPr>
+            <w:tcW w:w="0" w:type="auto"/>
+          </w:tcPr>
+          <w:p>
+            <w:r>
+              <w:t xml:space="preserve">AI backend</w:t>
+            </w:r>
+          </w:p>
+        </w:tc>
+        <w:tc>
+          <w:tcPr>
+            <w:tcW w:w="0" w:type="auto"/>
+          </w:tcPr>
+          <w:p>
+            <w:r>
+              <w:t xml:space="preserve">Python FastAPI</w:t>
+            </w:r>
+          </w:p>
+        </w:tc>
+        <w:tc>
+          <w:tcPr>
+            <w:tcW w:w="0" w:type="auto"/>
+          </w:tcPr>
+          <w:p>
+            <w:r>
+              <w:t xml:space="preserve">Runs compute-intensive AI, RAG, TTS, and OCR/problem parsing workloads.</w:t>
+            </w:r>
+          </w:p>
+        </w:tc>
+      </w:tr>
+      <w:tr>
+        <w:tc>
+          <w:tcPr>
+            <w:tcW w:w="0" w:type="auto"/>
+          </w:tcPr>
+          <w:p>
+            <w:r>
+              <w:t xml:space="preserve">Phase 2 backend target</w:t>
+            </w:r>
+          </w:p>
+        </w:tc>
+        <w:tc>
+          <w:tcPr>
+            <w:tcW w:w="0" w:type="auto"/>
+          </w:tcPr>
+          <w:p>
+            <w:r>
+              <w:t xml:space="preserve">NestJS 10 Modular Monolith</w:t>
+            </w:r>
+          </w:p>
+        </w:tc>
+        <w:tc>
+          <w:tcPr>
+            <w:tcW w:w="0" w:type="auto"/>
+          </w:tcPr>
+          <w:p>
+            <w:r>
+              <w:t xml:space="preserve">Long-term modular backend target with TypeORM and BullMQ for durable data and async processing.</w:t>
+            </w:r>
+          </w:p>
+        </w:tc>
+      </w:tr>
+      <w:tr>
+        <w:tc>
+          <w:tcPr>
+            <w:tcW w:w="0" w:type="auto"/>
+          </w:tcPr>
+          <w:p>
+            <w:r>
+              <w:t xml:space="preserve">Language model</w:t>
+            </w:r>
+          </w:p>
+        </w:tc>
+        <w:tc>
+          <w:tcPr>
+            <w:tcW w:w="0" w:type="auto"/>
+          </w:tcPr>
+          <w:p>
+            <w:r>
+              <w:t xml:space="preserve">GPT-4o-mini via OpenAI/OpenRouter</w:t>
+            </w:r>
+          </w:p>
+        </w:tc>
+        <w:tc>
+          <w:tcPr>
+            <w:tcW w:w="0" w:type="auto"/>
+          </w:tcPr>
+          <w:p>
+            <w:r>
+              <w:t xml:space="preserve">AI tutor chat, RAG quiz generation, and structured educational content.</w:t>
+            </w:r>
+          </w:p>
+        </w:tc>
+      </w:tr>
+      <w:tr>
+        <w:tc>
+          <w:tcPr>
+            <w:tcW w:w="0" w:type="auto"/>
+          </w:tcPr>
+          <w:p>
+            <w:r>
+              <w:t xml:space="preserve">Speech synthesis</w:t>
+            </w:r>
+          </w:p>
+        </w:tc>
+        <w:tc>
+          <w:tcPr>
+            <w:tcW w:w="0" w:type="auto"/>
+          </w:tcPr>
+          <w:p>
+            <w:r>
+              <w:t xml:space="preserve">ElevenLabs eleven_multilingual_v2</w:t>
+            </w:r>
+          </w:p>
+        </w:tc>
+        <w:tc>
+          <w:tcPr>
+            <w:tcW w:w="0" w:type="auto"/>
+          </w:tcPr>
+          <w:p>
+            <w:r>
+              <w:t xml:space="preserve">Text-to-speech lesson narration and AI response audio.</w:t>
+            </w:r>
+          </w:p>
+        </w:tc>
+      </w:tr>
+      <w:tr>
+        <w:tc>
+          <w:tcPr>
+            <w:tcW w:w="0" w:type="auto"/>
+          </w:tcPr>
+          <w:p>
+            <w:r>
+              <w:t xml:space="preserve">Content safety</w:t>
+            </w:r>
+          </w:p>
+        </w:tc>
+        <w:tc>
+          <w:tcPr>
+            <w:tcW w:w="0" w:type="auto"/>
+          </w:tcPr>
+          <w:p>
+            <w:r>
+              <w:t xml:space="preserve">OpenAI Moderation API or equivalent</w:t>
+            </w:r>
+          </w:p>
+        </w:tc>
+        <w:tc>
+          <w:tcPr>
+            <w:tcW w:w="0" w:type="auto"/>
+          </w:tcPr>
+          <w:p>
+            <w:r>
+              <w:t xml:space="preserve">Mandatory safety filter for child-facing prompts and responses.</w:t>
+            </w:r>
+          </w:p>
+        </w:tc>
+      </w:tr>
+      <w:tr>
+        <w:tc>
+          <w:tcPr>
+            <w:tcW w:w="0" w:type="auto"/>
+          </w:tcPr>
+          <w:p>
+            <w:r>
+              <w:t xml:space="preserve">Vector search</w:t>
+            </w:r>
+          </w:p>
+        </w:tc>
+        <w:tc>
+          <w:tcPr>
+            <w:tcW w:w="0" w:type="auto"/>
+          </w:tcPr>
+          <w:p>
+            <w:r>
+              <w:t xml:space="preserve">Pinecone</w:t>
+            </w:r>
+          </w:p>
+        </w:tc>
+        <w:tc>
+          <w:tcPr>
+            <w:tcW w:w="0" w:type="auto"/>
+          </w:tcPr>
+          <w:p>
+            <w:r>
+              <w:t xml:space="preserve">Low-latency semantic retrieval for RAG context.</w:t>
+            </w:r>
+          </w:p>
+        </w:tc>
+      </w:tr>
+    </w:tbl>
+    <w:p>
+      <w:pPr>
+        <w:pStyle w:val="Heading3"/>
+      </w:pPr>
+      <w:r>
+        <w:t xml:space="preserve">Database and Storage</w:t>
+      </w:r>
+    </w:p>
+    <w:tbl>
+      <w:tblPr>
+        <w:tblStyle w:val="TableGrid"/>
+        <w:tblW w:w="0" w:type="auto"/>
+        <w:tblBorders>
+          <w:top w:val="single" w:sz="4" w:space="0" w:color="auto"/>
+          <w:left w:val="single" w:sz="4" w:space="0" w:color="auto"/>
+          <w:bottom w:val="single" w:sz="4" w:space="0" w:color="auto"/>
+          <w:right w:val="single" w:sz="4" w:space="0" w:color="auto"/>
+          <w:insideH w:val="single" w:sz="4" w:space="0" w:color="auto"/>
+          <w:insideV w:val="single" w:sz="4" w:space="0" w:color="auto"/>
+        </w:tblBorders>
+      </w:tblPr>
+      <w:tr>
+        <w:tc>
+          <w:tcPr>
+            <w:tcW w:w="0" w:type="auto"/>
+          </w:tcPr>
+          <w:p>
+            <w:r>
+              <w:rPr>
+                <w:b/>
+              </w:rPr>
+              <w:t xml:space="preserve">Category</w:t>
+            </w:r>
+          </w:p>
+        </w:tc>
+        <w:tc>
+          <w:tcPr>
+            <w:tcW w:w="0" w:type="auto"/>
+          </w:tcPr>
+          <w:p>
+            <w:r>
+              <w:rPr>
+                <w:b/>
+              </w:rPr>
+              <w:t xml:space="preserve">Phase 1</w:t>
+            </w:r>
+          </w:p>
+        </w:tc>
+        <w:tc>
+          <w:tcPr>
+            <w:tcW w:w="0" w:type="auto"/>
+          </w:tcPr>
+          <w:p>
+            <w:r>
+              <w:rPr>
+                <w:b/>
+              </w:rPr>
+              <w:t xml:space="preserve">Phase 2 Target</w:t>
+            </w:r>
+          </w:p>
+        </w:tc>
+      </w:tr>
+      <w:tr>
+        <w:tc>
+          <w:tcPr>
+            <w:tcW w:w="0" w:type="auto"/>
+          </w:tcPr>
+          <w:p>
+            <w:r>
+              <w:t xml:space="preserve">Relational data</w:t>
+            </w:r>
+          </w:p>
+        </w:tc>
+        <w:tc>
+          <w:tcPr>
+            <w:tcW w:w="0" w:type="auto"/>
+          </w:tcPr>
+          <w:p>
+            <w:r>
+              <w:t xml:space="preserve">localStorage / mock persistence through Zustand</w:t>
+            </w:r>
+          </w:p>
+        </w:tc>
+        <w:tc>
+          <w:tcPr>
+            <w:tcW w:w="0" w:type="auto"/>
+          </w:tcPr>
+          <w:p>
+            <w:r>
+              <w:t xml:space="preserve">PostgreSQL 15 or managed relational database</w:t>
+            </w:r>
+          </w:p>
+        </w:tc>
+      </w:tr>
+      <w:tr>
+        <w:tc>
+          <w:tcPr>
+            <w:tcW w:w="0" w:type="auto"/>
+          </w:tcPr>
+          <w:p>
+            <w:r>
+              <w:t xml:space="preserve">NoSQL data</w:t>
+            </w:r>
+          </w:p>
+        </w:tc>
+        <w:tc>
+          <w:tcPr>
+            <w:tcW w:w="0" w:type="auto"/>
+          </w:tcPr>
+          <w:p>
+            <w:r>
+              <w:t xml:space="preserve">Mock JSON and local browser state</w:t>
+            </w:r>
+          </w:p>
+        </w:tc>
+        <w:tc>
+          <w:tcPr>
+            <w:tcW w:w="0" w:type="auto"/>
+          </w:tcPr>
+          <w:p>
+            <w:r>
+              <w:t xml:space="preserve">Firebase Firestore</w:t>
+            </w:r>
+          </w:p>
+        </w:tc>
+      </w:tr>
+      <w:tr>
+        <w:tc>
+          <w:tcPr>
+            <w:tcW w:w="0" w:type="auto"/>
+          </w:tcPr>
+          <w:p>
+            <w:r>
+              <w:t xml:space="preserve">Caching</w:t>
+            </w:r>
+          </w:p>
+        </w:tc>
+        <w:tc>
+          <w:tcPr>
+            <w:tcW w:w="0" w:type="auto"/>
+          </w:tcPr>
+          <w:p>
+            <w:r>
+              <w:t xml:space="preserve">In-process memory for audio URLs and AI metadata</w:t>
+            </w:r>
+          </w:p>
+        </w:tc>
+        <w:tc>
+          <w:tcPr>
+            <w:tcW w:w="0" w:type="auto"/>
+          </w:tcPr>
+          <w:p>
+            <w:r>
+              <w:t xml:space="preserve">Redis or managed cache</w:t>
+            </w:r>
+          </w:p>
+        </w:tc>
+      </w:tr>
+      <w:tr>
+        <w:tc>
+          <w:tcPr>
+            <w:tcW w:w="0" w:type="auto"/>
+          </w:tcPr>
+          <w:p>
+            <w:r>
+              <w:t xml:space="preserve">Object storage</w:t>
+            </w:r>
+          </w:p>
+        </w:tc>
+        <w:tc>
+          <w:tcPr>
+            <w:tcW w:w="0" w:type="auto"/>
+          </w:tcPr>
+          <w:p>
+            <w:r>
+              <w:t xml:space="preserve">Firebase Storage</w:t>
+            </w:r>
+          </w:p>
+        </w:tc>
+        <w:tc>
+          <w:tcPr>
+            <w:tcW w:w="0" w:type="auto"/>
+          </w:tcPr>
+          <w:p>
+            <w:r>
+              <w:t xml:space="preserve">Firebase Storage or AWS S3</w:t>
+            </w:r>
+          </w:p>
+        </w:tc>
+      </w:tr>
+      <w:tr>
+        <w:tc>
+          <w:tcPr>
+            <w:tcW w:w="0" w:type="auto"/>
+          </w:tcPr>
+          <w:p>
+            <w:r>
+              <w:t xml:space="preserve">Vector database</w:t>
+            </w:r>
+          </w:p>
+        </w:tc>
+        <w:tc>
+          <w:tcPr>
+            <w:tcW w:w="0" w:type="auto"/>
+          </w:tcPr>
+          <w:p>
+            <w:r>
+              <w:t xml:space="preserve">Pinecone or local vector store</w:t>
+            </w:r>
+          </w:p>
+        </w:tc>
+        <w:tc>
+          <w:tcPr>
+            <w:tcW w:w="0" w:type="auto"/>
+          </w:tcPr>
+          <w:p>
+            <w:r>
+              <w:t xml:space="preserve">Pinecone managed vector database</w:t>
+            </w:r>
+          </w:p>
+        </w:tc>
+      </w:tr>
+    </w:tbl>
     <w:p>
       <w:pPr>
         <w:pStyle w:val="Heading1"/>
@@ -1958,7 +3568,7 @@
         <w:pStyle w:val="FirstParagraph"/>
       </w:pPr>
       <w:r>
-        <w:t xml:space="preserve">The Next.js API layer acts as a secure gateway. It validates requests, protects secrets from the browser, normalizes payloads, forwards AI-heavy work to FastAPI, and maps Phase 1 route handlers to longer-term backend module responsibilities.</w:t>
+        <w:t xml:space="preserve">The Next.js API layer acts as a Secure API Gateway &amp; Proxy. It validates requests, protects secrets from the browser, normalizes payloads, forwards AI-heavy work to FastAPI, and maps Phase 1 route handlers to longer-term backend module responsibilities.</w:t>
       </w:r>
     </w:p>
     <w:tbl>
@@ -2764,6 +4374,94 @@
         </w:tc>
       </w:tr>
     </w:tbl>
+    <w:p>
+      <w:pPr>
+        <w:pStyle w:val="Heading2"/>
+      </w:pPr>
+      <w:r>
+        <w:t>ML Model Analysis</w:t>
+      </w:r>
+    </w:p>
+    <w:p>
+      <w:pPr>
+        <w:pStyle w:val="FirstParagraph"/>
+      </w:pPr>
+      <w:r>
+        <w:t>The Melon AI Learning App uses five pre-trained AI models accessed through third-party APIs: GPT-4o-mini for AI tutoring chat, Whisper-1 for speech-to-text, Gemini 2.0 Flash for multimodal answer evaluation and rubric classification, eleven_multilingual_v2 from ElevenLabs for text-to-speech, and GPT-4o-mini via OpenRouter for RAG-based quiz generation. None of these models are hosted on team infrastructure. All are consumed as managed cloud services with no local GPU, no stored model weights, and no inference runtime managed by the team.</w:t>
+      </w:r>
+    </w:p>
+    <w:p>
+      <w:pPr>
+        <w:pStyle w:val="Heading3"/>
+      </w:pPr>
+      <w:r>
+        <w:t>Static vs. Dynamic Deployment</w:t>
+      </w:r>
+    </w:p>
+    <w:p>
+      <w:pPr>
+        <w:pStyle w:val="FirstParagraph"/>
+      </w:pPr>
+      <w:r>
+        <w:t>All models are deployed statically. The model version for each service is fixed either as a hardcoded identifier in the source file or as an environment variable set before deployment. The system does not perform dynamic model selection, A/B routing, or automatic version switching at runtime. Any model version change requires a code or configuration update followed by a deliberate redeployment.</w:t>
+      </w:r>
+    </w:p>
+    <w:p>
+      <w:pPr>
+        <w:pStyle w:val="Heading3"/>
+      </w:pPr>
+      <w:r>
+        <w:t>Retraining, Fine-Tuning, Revision and Redeployment</w:t>
+      </w:r>
+    </w:p>
+    <w:p>
+      <w:pPr>
+        <w:pStyle w:val="FirstParagraph"/>
+      </w:pPr>
+      <w:r>
+        <w:t>The team does not perform model training or fine-tuning. All models are pre-trained and accessed via API. Instead of modifying model weights, the team improves model accuracy for each task by carefully designing system prompts, providing sufficient domain context, and iteratively revising both the prompt content and inference parameters such as temperature. For example, the rubric classifier is given a detailed Vietnamese-language prompt with explicit definitions and examples for each Bloom's level, the answer evaluator is provided with the question, expected answer, lesson context, and leniency instructions, and the quiz generator is given the retrieved document context alongside strict grounding rules. When a model underperforms on a specific task, the team identifies which part of the prompt or context is insufficient, revises it, and re-evaluates against the test set until the output meets the acceptance threshold. All prompt changes are committed to version control and treated as model revisions.</w:t>
+      </w:r>
+    </w:p>
+    <w:p>
+      <w:pPr>
+        <w:pStyle w:val="Heading3"/>
+      </w:pPr>
+      <w:r>
+        <w:t>Evaluation</w:t>
+      </w:r>
+    </w:p>
+    <w:p>
+      <w:pPr>
+        <w:pStyle w:val="FirstParagraph"/>
+      </w:pPr>
+      <w:r>
+        <w:t>We evaluate three core AI components: the rubric classifier, the RAG-based MCQA quiz generator, and the OCR-based PDF problem parser.</w:t>
+      </w:r>
+    </w:p>
+    <w:p>
+      <w:pPr>
+        <w:pStyle w:val="BodyText"/>
+      </w:pPr>
+      <w:r>
+        <w:t>1. The rubric classifier is evaluated on a subset of our own mathematics problem bank - approximately fifty Vietnamese math questions from grades four and five, manually labeled by team members across four Bloom's taxonomy levels and resolved by consensus. Classification accuracy must reach at least 75%, macro F1-score at least 0.70.</w:t>
+      </w:r>
+    </w:p>
+    <w:p>
+      <w:pPr>
+        <w:pStyle w:val="BodyText"/>
+      </w:pPr>
+      <w:r>
+        <w:t>2. The RAG quiz generator outputs strictly in MCQA format: one correct answer and three distractors. It is evaluated on fifty questions generated from five of our own lesson PDFs, ten per document, each manually reviewed against the source. Answer accuracy and groundedness must each reach at least 90%. Distractor relatedness is assessed using a natural language inference approach: each distractor must be semantically in-domain and share the same entity type as the correct answer, but must not be entailed by the source passage as correct. The distractor relatedness acceptance rate must be at least 80%.</w:t>
+      </w:r>
+    </w:p>
+    <w:p>
+      <w:pPr>
+        <w:pStyle w:val="BodyText"/>
+      </w:pPr>
+      <w:r>
+        <w:t>3. The PDF problem parser uses Gemini 2.5 Pro for OCR and GPT-4.1 for structured extraction via OpenRouter. Since both are pretrained, we report their published benchmarks as the baseline expectation: Gemini 2.5 Pro achieves approximately 94% on DocVQA and over 90% on OCRBench. The team additionally tested on thirty scanned Vietnamese math exam pages from our own uploaded problem sets. Field extraction accuracy - the percentage of question stems, choices, and answer keys extracted correctly - must reach at least 85%, and the question detection rate must reach at least 90%.</w:t>
+      </w:r>
+    </w:p>
     <w:p>
       <w:pPr>
         <w:pStyle w:val="Heading2"/>
@@ -3559,168 +5257,177 @@
         <w:pStyle w:val="Heading2"/>
       </w:pPr>
       <w:r>
-        <w:t xml:space="preserve">Data Flow Summary</w:t>
-      </w:r>
-    </w:p>
-    <w:tbl>
-      <w:tblPr>
-        <w:tblStyle w:val="Table"/>
-        <w:tblW w:type="pct" w:w="5000"/>
-        <w:tblLayout w:type="fixed"/>
-        <w:tblLook w:firstRow="1" w:lastRow="0" w:firstColumn="0" w:lastColumn="0" w:noHBand="0" w:noVBand="0" w:val="0020"/>
-      </w:tblPr>
-      <w:tblGrid>
-        <w:gridCol w:w="3960"/>
-        <w:gridCol w:w="3960"/>
-      </w:tblGrid>
-      <w:tr>
-        <w:trPr>
-          <w:tblHeader w:val="on"/>
-        </w:trPr>
-        <w:tc>
-          <w:tcPr/>
-          <w:p>
-            <w:pPr>
-              <w:pStyle w:val="Compact"/>
-            </w:pPr>
-            <w:r>
-              <w:t xml:space="preserve">Flow</w:t>
-            </w:r>
-          </w:p>
-        </w:tc>
-        <w:tc>
-          <w:tcPr/>
-          <w:p>
-            <w:pPr>
-              <w:pStyle w:val="Compact"/>
-            </w:pPr>
-            <w:r>
-              <w:t xml:space="preserve">Summary</w:t>
-            </w:r>
-          </w:p>
-        </w:tc>
-      </w:tr>
-      <w:tr>
-        <w:tc>
-          <w:tcPr/>
-          <w:p>
-            <w:pPr>
-              <w:pStyle w:val="Compact"/>
-            </w:pPr>
-            <w:r>
-              <w:t xml:space="preserve">Lesson interaction</w:t>
-            </w:r>
-          </w:p>
-        </w:tc>
-        <w:tc>
-          <w:tcPr/>
-          <w:p>
-            <w:pPr>
-              <w:pStyle w:val="Compact"/>
-            </w:pPr>
-            <w:r>
-              <w:t xml:space="preserve">The child selects a lesson, the frontend loads lesson metadata, the lesson player renders slides/quizzes, and progress/XP/badges are updated through the gamification and progress layers.</w:t>
-            </w:r>
-          </w:p>
-        </w:tc>
-      </w:tr>
-      <w:tr>
-        <w:tc>
-          <w:tcPr/>
-          <w:p>
-            <w:pPr>
-              <w:pStyle w:val="Compact"/>
-            </w:pPr>
-            <w:r>
-              <w:t xml:space="preserve">TTS generation</w:t>
-            </w:r>
-          </w:p>
-        </w:tc>
-        <w:tc>
-          <w:tcPr/>
-          <w:p>
-            <w:pPr>
-              <w:pStyle w:val="Compact"/>
-            </w:pPr>
-            <w:r>
-              <w:t xml:space="preserve">The child requests audio, Next.js sends the request to FastAPI, FastAPI checks cache state, calls ElevenLabs on cache miss, stores generated audio, and returns an audio URL for playback.</w:t>
-            </w:r>
-          </w:p>
-        </w:tc>
-      </w:tr>
-      <w:tr>
-        <w:tc>
-          <w:tcPr/>
-          <w:p>
-            <w:pPr>
-              <w:pStyle w:val="Compact"/>
-            </w:pPr>
-            <w:r>
-              <w:t xml:space="preserve">RAG ingestion</w:t>
-            </w:r>
-          </w:p>
-        </w:tc>
-        <w:tc>
-          <w:tcPr/>
-          <w:p>
-            <w:pPr>
-              <w:pStyle w:val="Compact"/>
-            </w:pPr>
-            <w:r>
-              <w:t xml:space="preserve">An admin uploads a PDF, storage receives the file, Next.js starts ingestion, FastAPI extracts text and chunks it, embeddings are generated, and vectors are stored with metadata.</w:t>
-            </w:r>
-          </w:p>
-        </w:tc>
-      </w:tr>
-      <w:tr>
-        <w:tc>
-          <w:tcPr/>
-          <w:p>
-            <w:pPr>
-              <w:pStyle w:val="Compact"/>
-            </w:pPr>
-            <w:r>
-              <w:t xml:space="preserve">RAG quiz generation</w:t>
-            </w:r>
-          </w:p>
-        </w:tc>
-        <w:tc>
-          <w:tcPr/>
-          <w:p>
-            <w:pPr>
-              <w:pStyle w:val="Compact"/>
-            </w:pPr>
-            <w:r>
-              <w:t xml:space="preserve">The frontend requests a quiz, Next.js proxies to FastAPI, FastAPI retrieves context from the vector store, prompts the LLM, validates structured JSON, and returns the quiz.</w:t>
-            </w:r>
-          </w:p>
-        </w:tc>
-      </w:tr>
-      <w:tr>
-        <w:tc>
-          <w:tcPr/>
-          <w:p>
-            <w:pPr>
-              <w:pStyle w:val="Compact"/>
-            </w:pPr>
-            <w:r>
-              <w:t xml:space="preserve">Problem parsing</w:t>
-            </w:r>
-          </w:p>
-        </w:tc>
-        <w:tc>
-          <w:tcPr/>
-          <w:p>
-            <w:pPr>
-              <w:pStyle w:val="Compact"/>
-            </w:pPr>
-            <w:r>
-              <w:t xml:space="preserve">A user uploads an image or PDF problem, the frontend applies Cloudinary preprocessing, Next.js forwards the optimized artifact, and FastAPI uses multimodal AI to return structured questions.</w:t>
-            </w:r>
-          </w:p>
-        </w:tc>
-      </w:tr>
-    </w:tbl>
+        <w:t xml:space="preserve">Data Flow Design</w:t>
+      </w:r>
+    </w:p>
+    <w:p>
+      <w:pPr>
+        <w:pStyle w:val="Heading3"/>
+      </w:pPr>
+      <w:r>
+        <w:t xml:space="preserve">Lesson Interaction Flow</w:t>
+      </w:r>
+    </w:p>
+    <w:p>
+      <w:pPr>
+        <w:pStyle w:val="FirstParagraph"/>
+      </w:pPr>
+      <w:r>
+        <w:t xml:space="preserve">In Phase 1, lesson interaction operates primarily on the client side with mock persistence.</w:t>
+      </w:r>
+    </w:p>
+    <w:p>
+      <w:pPr>
+        <w:pStyle w:val="BodyText"/>
+      </w:pPr>
+      <w:r>
+        <w:t xml:space="preserve">Step 1: The user selects a lesson from the lessons page.</w:t>
+      </w:r>
+    </w:p>
+    <w:p>
+      <w:pPr>
+        <w:pStyle w:val="BodyText"/>
+      </w:pPr>
+      <w:r>
+        <w:t xml:space="preserve">Step 2: The system retrieves lesson metadata from the local lesson data layer.</w:t>
+      </w:r>
+    </w:p>
+    <w:p>
+      <w:pPr>
+        <w:pStyle w:val="BodyText"/>
+      </w:pPr>
+      <w:r>
+        <w:t xml:space="preserve">Step 3: Student progress, XP, level, and badge completion are tracked and updated in the Zustand gamification store.</w:t>
+      </w:r>
+    </w:p>
+    <w:p>
+      <w:pPr>
+        <w:pStyle w:val="BodyText"/>
+      </w:pPr>
+      <w:r>
+        <w:t xml:space="preserve">Step 4: Data is persisted to browser localStorage during the initial development phase.</w:t>
+      </w:r>
+    </w:p>
+    <w:p>
+      <w:pPr>
+        <w:pStyle w:val="Heading3"/>
+      </w:pPr>
+      <w:r>
+        <w:t xml:space="preserve">AI Generation Flow - Text-to-Speech (TTS)</w:t>
+      </w:r>
+    </w:p>
+    <w:p>
+      <w:pPr>
+        <w:pStyle w:val="FirstParagraph"/>
+      </w:pPr>
+      <w:r>
+        <w:t xml:space="preserve">The TTS flow is optimized for cost-efficiency and performance through a multi-layered caching strategy.</w:t>
+      </w:r>
+    </w:p>
+    <w:p>
+      <w:pPr>
+        <w:pStyle w:val="BodyText"/>
+      </w:pPr>
+      <w:r>
+        <w:t xml:space="preserve">Step 1: The child taps the Read Aloud button in the lesson player.</w:t>
+      </w:r>
+    </w:p>
+    <w:p>
+      <w:pPr>
+        <w:pStyle w:val="BodyText"/>
+      </w:pPr>
+      <w:r>
+        <w:t xml:space="preserve">Step 2: The frontend sends a POST request to the Next.js proxy route /api/v1/ai/tts.</w:t>
+      </w:r>
+    </w:p>
+    <w:p>
+      <w:pPr>
+        <w:pStyle w:val="BodyText"/>
+      </w:pPr>
+      <w:r>
+        <w:t xml:space="preserve">Step 3: The Next.js proxy validates the request and forwards the payload to the FastAPI backend.</w:t>
+      </w:r>
+    </w:p>
+    <w:p>
+      <w:pPr>
+        <w:pStyle w:val="BodyText"/>
+      </w:pPr>
+      <w:r>
+        <w:t xml:space="preserve">Step 4: FastAPI computes a SHA256 hash of the text and checks the audio cache.</w:t>
+      </w:r>
+    </w:p>
+    <w:p>
+      <w:pPr>
+        <w:pStyle w:val="BodyText"/>
+      </w:pPr>
+      <w:r>
+        <w:t xml:space="preserve">Cache HIT: FastAPI returns the existing Firebase Storage URL immediately.</w:t>
+      </w:r>
+    </w:p>
+    <w:p>
+      <w:pPr>
+        <w:pStyle w:val="BodyText"/>
+      </w:pPr>
+      <w:r>
+        <w:t xml:space="preserve">Cache MISS: FastAPI calls the ElevenLabs API to synthesize speech.</w:t>
+      </w:r>
+    </w:p>
+    <w:p>
+      <w:pPr>
+        <w:pStyle w:val="BodyText"/>
+      </w:pPr>
+      <w:r>
+        <w:t xml:space="preserve">Step 5: FastAPI receives the audio buffer, uploads it to Firebase Storage, and returns the public URL to Next.js.</w:t>
+      </w:r>
+    </w:p>
+    <w:p>
+      <w:pPr>
+        <w:pStyle w:val="BodyText"/>
+      </w:pPr>
+      <w:r>
+        <w:t xml:space="preserve">Step 6: Next.js delivers the URL back to the frontend for playback.</w:t>
+      </w:r>
+    </w:p>
+    <w:p>
+      <w:pPr>
+        <w:pStyle w:val="Heading3"/>
+      </w:pPr>
+      <w:r>
+        <w:t xml:space="preserve">PDF to Quiz RAG Pipeline</w:t>
+      </w:r>
+    </w:p>
+    <w:p>
+      <w:pPr>
+        <w:pStyle w:val="FirstParagraph"/>
+      </w:pPr>
+      <w:r>
+        <w:t xml:space="preserve">This flow uses the specialized Python environment for robust document intelligence.</w:t>
+      </w:r>
+    </w:p>
+    <w:p>
+      <w:pPr>
+        <w:pStyle w:val="BodyText"/>
+      </w:pPr>
+      <w:r>
+        <w:t xml:space="preserve">Phase A - Ingestion: The admin uploads a PDF, the file is stored in Firebase Storage, Next.js starts ingestion, FastAPI extracts text with PyMuPDF, chunks the content, generates embeddings, and upserts vectors into Pinecone with metadata.</w:t>
+      </w:r>
+    </w:p>
+    <w:p>
+      <w:pPr>
+        <w:pStyle w:val="BodyText"/>
+      </w:pPr>
+      <w:r>
+        <w:t xml:space="preserve">Phase B - Multimodal Vision Analysis: A user or admin uploads a math problem image or PDF, the frontend applies Cloudinary transformations, Next.js forwards the optimized asset, and FastAPI uses a multimodal model through OpenRouter to transcribe Vietnamese exam text, equations, stacked fractions, and tables into structured JSON.</w:t>
+      </w:r>
+    </w:p>
+    <w:p>
+      <w:pPr>
+        <w:pStyle w:val="BodyText"/>
+      </w:pPr>
+      <w:r>
+        <w:t xml:space="preserve">Phase C - Quiz Generation: A student starts a lesson, the frontend calls the Next.js quiz proxy, FastAPI retrieves relevant context from Pinecone, prompts GPT-4o-mini, validates the structured quiz JSON, and returns the result to the student.</w:t>
+      </w:r>
+    </w:p>
     <w:p>
       <w:pPr>
         <w:pStyle w:val="Heading1"/>
@@ -3988,6 +5695,196 @@
         <w:pStyle w:val="Heading2"/>
       </w:pPr>
       <w:r>
+        <w:t xml:space="preserve">Cloud Infrastructure</w:t>
+      </w:r>
+    </w:p>
+    <w:p>
+      <w:pPr>
+        <w:pStyle w:val="FirstParagraph"/>
+      </w:pPr>
+      <w:r>
+        <w:t xml:space="preserve">Vercel replaces the earlier AWS ECS/RDS/ElastiCache/S3/CloudFront assumption for the current deployment model.</w:t>
+      </w:r>
+    </w:p>
+    <w:tbl>
+      <w:tblPr>
+        <w:tblStyle w:val="TableGrid"/>
+        <w:tblW w:w="0" w:type="auto"/>
+        <w:tblBorders>
+          <w:top w:val="single" w:sz="4" w:space="0" w:color="auto"/>
+          <w:left w:val="single" w:sz="4" w:space="0" w:color="auto"/>
+          <w:bottom w:val="single" w:sz="4" w:space="0" w:color="auto"/>
+          <w:right w:val="single" w:sz="4" w:space="0" w:color="auto"/>
+          <w:insideH w:val="single" w:sz="4" w:space="0" w:color="auto"/>
+          <w:insideV w:val="single" w:sz="4" w:space="0" w:color="auto"/>
+        </w:tblBorders>
+      </w:tblPr>
+      <w:tr>
+        <w:tc>
+          <w:tcPr>
+            <w:tcW w:w="0" w:type="auto"/>
+          </w:tcPr>
+          <w:p>
+            <w:r>
+              <w:rPr>
+                <w:b/>
+              </w:rPr>
+              <w:t xml:space="preserve">Resource</w:t>
+            </w:r>
+          </w:p>
+        </w:tc>
+        <w:tc>
+          <w:tcPr>
+            <w:tcW w:w="0" w:type="auto"/>
+          </w:tcPr>
+          <w:p>
+            <w:r>
+              <w:rPr>
+                <w:b/>
+              </w:rPr>
+              <w:t xml:space="preserve">Configuration</w:t>
+            </w:r>
+          </w:p>
+        </w:tc>
+      </w:tr>
+      <w:tr>
+        <w:tc>
+          <w:tcPr>
+            <w:tcW w:w="0" w:type="auto"/>
+          </w:tcPr>
+          <w:p>
+            <w:r>
+              <w:t xml:space="preserve">Hosting</w:t>
+            </w:r>
+          </w:p>
+        </w:tc>
+        <w:tc>
+          <w:tcPr>
+            <w:tcW w:w="0" w:type="auto"/>
+          </w:tcPr>
+          <w:p>
+            <w:r>
+              <w:t xml:space="preserve">Vercel connected to the GitHub repository with automatic deployment on push to main.</w:t>
+            </w:r>
+          </w:p>
+        </w:tc>
+      </w:tr>
+      <w:tr>
+        <w:tc>
+          <w:tcPr>
+            <w:tcW w:w="0" w:type="auto"/>
+          </w:tcPr>
+          <w:p>
+            <w:r>
+              <w:t xml:space="preserve">AI Backend Hosting</w:t>
+            </w:r>
+          </w:p>
+        </w:tc>
+        <w:tc>
+          <w:tcPr>
+            <w:tcW w:w="0" w:type="auto"/>
+          </w:tcPr>
+          <w:p>
+            <w:r>
+              <w:t xml:space="preserve">Vercel Python Runtime, Render, or equivalent dedicated environment for the FastAPI engine.</w:t>
+            </w:r>
+          </w:p>
+        </w:tc>
+      </w:tr>
+      <w:tr>
+        <w:tc>
+          <w:tcPr>
+            <w:tcW w:w="0" w:type="auto"/>
+          </w:tcPr>
+          <w:p>
+            <w:r>
+              <w:t xml:space="preserve">Configuration</w:t>
+            </w:r>
+          </w:p>
+        </w:tc>
+        <w:tc>
+          <w:tcPr>
+            <w:tcW w:w="0" w:type="auto"/>
+          </w:tcPr>
+          <w:p>
+            <w:r>
+              <w:t xml:space="preserve">vercel.json or deployment configuration declares the Next.js framework and preferred deployment region.</w:t>
+            </w:r>
+          </w:p>
+        </w:tc>
+      </w:tr>
+      <w:tr>
+        <w:tc>
+          <w:tcPr>
+            <w:tcW w:w="0" w:type="auto"/>
+          </w:tcPr>
+          <w:p>
+            <w:r>
+              <w:t xml:space="preserve">Environment variables</w:t>
+            </w:r>
+          </w:p>
+        </w:tc>
+        <w:tc>
+          <w:tcPr>
+            <w:tcW w:w="0" w:type="auto"/>
+          </w:tcPr>
+          <w:p>
+            <w:r>
+              <w:t xml:space="preserve">Configured in the deployment dashboard and never committed to source code.</w:t>
+            </w:r>
+          </w:p>
+        </w:tc>
+      </w:tr>
+      <w:tr>
+        <w:tc>
+          <w:tcPr>
+            <w:tcW w:w="0" w:type="auto"/>
+          </w:tcPr>
+          <w:p>
+            <w:r>
+              <w:t xml:space="preserve">File storage</w:t>
+            </w:r>
+          </w:p>
+        </w:tc>
+        <w:tc>
+          <w:tcPr>
+            <w:tcW w:w="0" w:type="auto"/>
+          </w:tcPr>
+          <w:p>
+            <w:r>
+              <w:t xml:space="preserve">Firebase Storage under the same Firebase project as authentication.</w:t>
+            </w:r>
+          </w:p>
+        </w:tc>
+      </w:tr>
+      <w:tr>
+        <w:tc>
+          <w:tcPr>
+            <w:tcW w:w="0" w:type="auto"/>
+          </w:tcPr>
+          <w:p>
+            <w:r>
+              <w:t xml:space="preserve">CDN</w:t>
+            </w:r>
+          </w:p>
+        </w:tc>
+        <w:tc>
+          <w:tcPr>
+            <w:tcW w:w="0" w:type="auto"/>
+          </w:tcPr>
+          <w:p>
+            <w:r>
+              <w:t xml:space="preserve">Vercel Edge Network for globally distributed frontend assets.</w:t>
+            </w:r>
+          </w:p>
+        </w:tc>
+      </w:tr>
+    </w:tbl>
+    <w:p>
+      <w:pPr>
+        <w:pStyle w:val="Heading2"/>
+      </w:pPr>
+      <w:r>
         <w:t xml:space="preserve">Deployment Environment Strategy</w:t>
       </w:r>
     </w:p>
@@ -4218,361 +6115,350 @@
         <w:t xml:space="preserve">Repository Structure</w:t>
       </w:r>
     </w:p>
-    <w:tbl>
-      <w:tblPr>
-        <w:tblStyle w:val="Table"/>
-        <w:tblW w:type="pct" w:w="5000"/>
-        <w:tblLayout w:type="fixed"/>
-        <w:tblLook w:firstRow="1" w:lastRow="0" w:firstColumn="0" w:lastColumn="0" w:noHBand="0" w:noVBand="0" w:val="0020"/>
-      </w:tblPr>
-      <w:tblGrid>
-        <w:gridCol w:w="2640"/>
-        <w:gridCol w:w="2640"/>
-        <w:gridCol w:w="2640"/>
-      </w:tblGrid>
-      <w:tr>
-        <w:trPr>
-          <w:tblHeader w:val="on"/>
-        </w:trPr>
-        <w:tc>
-          <w:tcPr/>
-          <w:p>
-            <w:pPr>
-              <w:pStyle w:val="Compact"/>
-            </w:pPr>
-            <w:r>
-              <w:t xml:space="preserve">Area</w:t>
-            </w:r>
-          </w:p>
-        </w:tc>
-        <w:tc>
-          <w:tcPr/>
-          <w:p>
-            <w:pPr>
-              <w:pStyle w:val="Compact"/>
-            </w:pPr>
-            <w:r>
-              <w:t xml:space="preserve">Path</w:t>
-            </w:r>
-          </w:p>
-        </w:tc>
-        <w:tc>
-          <w:tcPr/>
-          <w:p>
-            <w:pPr>
-              <w:pStyle w:val="Compact"/>
-            </w:pPr>
-            <w:r>
-              <w:t xml:space="preserve">Responsibility</w:t>
-            </w:r>
-          </w:p>
-        </w:tc>
-      </w:tr>
-      <w:tr>
-        <w:tc>
-          <w:tcPr/>
-          <w:p>
-            <w:pPr>
-              <w:pStyle w:val="Compact"/>
-            </w:pPr>
-            <w:r>
-              <w:t xml:space="preserve">Web app</w:t>
-            </w:r>
-          </w:p>
-        </w:tc>
-        <w:tc>
-          <w:tcPr/>
-          <w:p>
-            <w:pPr>
-              <w:pStyle w:val="Compact"/>
-            </w:pPr>
-            <w:r>
-              <w:rPr>
-                <w:rStyle w:val="VerbatimChar"/>
-              </w:rPr>
-              <w:t xml:space="preserve">src/web</w:t>
-            </w:r>
-          </w:p>
-        </w:tc>
-        <w:tc>
-          <w:tcPr/>
-          <w:p>
-            <w:pPr>
-              <w:pStyle w:val="Compact"/>
-            </w:pPr>
-            <w:r>
-              <w:t xml:space="preserve">Next.js frontend, route handlers, shared components, UI primitives, and frontend configuration.</w:t>
-            </w:r>
-          </w:p>
-        </w:tc>
-      </w:tr>
-      <w:tr>
-        <w:tc>
-          <w:tcPr/>
-          <w:p>
-            <w:pPr>
-              <w:pStyle w:val="Compact"/>
-            </w:pPr>
-            <w:r>
-              <w:t xml:space="preserve">App routes</w:t>
-            </w:r>
-          </w:p>
-        </w:tc>
-        <w:tc>
-          <w:tcPr/>
-          <w:p>
-            <w:pPr>
-              <w:pStyle w:val="Compact"/>
-            </w:pPr>
-            <w:r>
-              <w:rPr>
-                <w:rStyle w:val="VerbatimChar"/>
-              </w:rPr>
-              <w:t xml:space="preserve">src/web/app</w:t>
-            </w:r>
-          </w:p>
-        </w:tc>
-        <w:tc>
-          <w:tcPr/>
-          <w:p>
-            <w:pPr>
-              <w:pStyle w:val="Compact"/>
-            </w:pPr>
-            <w:r>
-              <w:t xml:space="preserve">Page routes, layouts, API routes, and global CSS.</w:t>
-            </w:r>
-          </w:p>
-        </w:tc>
-      </w:tr>
-      <w:tr>
-        <w:tc>
-          <w:tcPr/>
-          <w:p>
-            <w:pPr>
-              <w:pStyle w:val="Compact"/>
-            </w:pPr>
-            <w:r>
-              <w:t xml:space="preserve">UI components</w:t>
-            </w:r>
-          </w:p>
-        </w:tc>
-        <w:tc>
-          <w:tcPr/>
-          <w:p>
-            <w:pPr>
-              <w:pStyle w:val="Compact"/>
-            </w:pPr>
-            <w:r>
-              <w:rPr>
-                <w:rStyle w:val="VerbatimChar"/>
-              </w:rPr>
-              <w:t xml:space="preserve">src/web/components</w:t>
-            </w:r>
-          </w:p>
-        </w:tc>
-        <w:tc>
-          <w:tcPr/>
-          <w:p>
-            <w:pPr>
-              <w:pStyle w:val="Compact"/>
-            </w:pPr>
-            <w:r>
-              <w:t xml:space="preserve">AI tutor, authentication, layout shells, lesson UI, problem parser UI, shared Neobrutalism components, and shadcn/Radix primitives.</w:t>
-            </w:r>
-          </w:p>
-        </w:tc>
-      </w:tr>
-      <w:tr>
-        <w:tc>
-          <w:tcPr/>
-          <w:p>
-            <w:pPr>
-              <w:pStyle w:val="Compact"/>
-            </w:pPr>
-            <w:r>
-              <w:t xml:space="preserve">Frontend libraries</w:t>
-            </w:r>
-          </w:p>
-        </w:tc>
-        <w:tc>
-          <w:tcPr/>
-          <w:p>
-            <w:pPr>
-              <w:pStyle w:val="Compact"/>
-            </w:pPr>
-            <w:r>
-              <w:rPr>
-                <w:rStyle w:val="VerbatimChar"/>
-              </w:rPr>
-              <w:t xml:space="preserve">src/web/lib</w:t>
-            </w:r>
-          </w:p>
-        </w:tc>
-        <w:tc>
-          <w:tcPr/>
-          <w:p>
-            <w:pPr>
-              <w:pStyle w:val="Compact"/>
-            </w:pPr>
-            <w:r>
-              <w:t xml:space="preserve">Auth, storage, user, progress, lessons, gamification, provider, server, and problem utilities.</w:t>
-            </w:r>
-          </w:p>
-        </w:tc>
-      </w:tr>
-      <w:tr>
-        <w:tc>
-          <w:tcPr/>
-          <w:p>
-            <w:pPr>
-              <w:pStyle w:val="Compact"/>
-            </w:pPr>
-            <w:r>
-              <w:t xml:space="preserve">FastAPI backend</w:t>
-            </w:r>
-          </w:p>
-        </w:tc>
-        <w:tc>
-          <w:tcPr/>
-          <w:p>
-            <w:pPr>
-              <w:pStyle w:val="Compact"/>
-            </w:pPr>
-            <w:r>
-              <w:rPr>
-                <w:rStyle w:val="VerbatimChar"/>
-              </w:rPr>
-              <w:t xml:space="preserve">src/melon-ai-backend</w:t>
-            </w:r>
-          </w:p>
-        </w:tc>
-        <w:tc>
-          <w:tcPr/>
-          <w:p>
-            <w:pPr>
-              <w:pStyle w:val="Compact"/>
-            </w:pPr>
-            <w:r>
-              <w:t xml:space="preserve">Python service for AI, RAG, TTS, problem parsing, and backend API endpoints.</w:t>
-            </w:r>
-          </w:p>
-        </w:tc>
-      </w:tr>
-      <w:tr>
-        <w:tc>
-          <w:tcPr/>
-          <w:p>
-            <w:pPr>
-              <w:pStyle w:val="Compact"/>
-            </w:pPr>
-            <w:r>
-              <w:t xml:space="preserve">Backend API</w:t>
-            </w:r>
-          </w:p>
-        </w:tc>
-        <w:tc>
-          <w:tcPr/>
-          <w:p>
-            <w:pPr>
-              <w:pStyle w:val="Compact"/>
-            </w:pPr>
-            <w:r>
-              <w:rPr>
-                <w:rStyle w:val="VerbatimChar"/>
-              </w:rPr>
-              <w:t xml:space="preserve">src/melon-ai-backend/api</w:t>
-            </w:r>
-          </w:p>
-        </w:tc>
-        <w:tc>
-          <w:tcPr/>
-          <w:p>
-            <w:pPr>
-              <w:pStyle w:val="Compact"/>
-            </w:pPr>
-            <w:r>
-              <w:t xml:space="preserve">FastAPI endpoint declarations and request routing.</w:t>
-            </w:r>
-          </w:p>
-        </w:tc>
-      </w:tr>
-      <w:tr>
-        <w:tc>
-          <w:tcPr/>
-          <w:p>
-            <w:pPr>
-              <w:pStyle w:val="Compact"/>
-            </w:pPr>
-            <w:r>
-              <w:t xml:space="preserve">Backend services</w:t>
-            </w:r>
-          </w:p>
-        </w:tc>
-        <w:tc>
-          <w:tcPr/>
-          <w:p>
-            <w:pPr>
-              <w:pStyle w:val="Compact"/>
-            </w:pPr>
-            <w:r>
-              <w:rPr>
-                <w:rStyle w:val="VerbatimChar"/>
-              </w:rPr>
-              <w:t xml:space="preserve">src/melon-ai-backend/services</w:t>
-            </w:r>
-          </w:p>
-        </w:tc>
-        <w:tc>
-          <w:tcPr/>
-          <w:p>
-            <w:pPr>
-              <w:pStyle w:val="Compact"/>
-            </w:pPr>
-            <w:r>
-              <w:t xml:space="preserve">AI service implementations and provider integrations.</w:t>
-            </w:r>
-          </w:p>
-        </w:tc>
-      </w:tr>
-      <w:tr>
-        <w:tc>
-          <w:tcPr/>
-          <w:p>
-            <w:pPr>
-              <w:pStyle w:val="Compact"/>
-            </w:pPr>
-            <w:r>
-              <w:t xml:space="preserve">Infrastructure config</w:t>
-            </w:r>
-          </w:p>
-        </w:tc>
-        <w:tc>
-          <w:tcPr/>
-          <w:p>
-            <w:pPr>
-              <w:pStyle w:val="Compact"/>
-            </w:pPr>
-            <w:r>
-              <w:rPr>
-                <w:rStyle w:val="VerbatimChar"/>
-              </w:rPr>
-              <w:t xml:space="preserve">src/web/infra</w:t>
-            </w:r>
-          </w:p>
-        </w:tc>
-        <w:tc>
-          <w:tcPr/>
-          <w:p>
-            <w:pPr>
-              <w:pStyle w:val="Compact"/>
-            </w:pPr>
-            <w:r>
-              <w:t xml:space="preserve">Deployment-related configuration for the web application.</w:t>
-            </w:r>
-          </w:p>
-        </w:tc>
-      </w:tr>
-    </w:tbl>
+    <w:p>
+      <w:pPr>
+        <w:pStyle w:val="FirstParagraph"/>
+      </w:pPr>
+      <w:r>
+        <w:t xml:space="preserve">This section outlines the physical folder structure of the code repository, reflecting the Hybrid Split-Stack architecture (Next.js frontend/proxy and Python FastAPI backend).</w:t>
+      </w:r>
+    </w:p>
+    <w:p>
+      <w:pPr>
+        <w:pStyle w:val="BodyText"/>
+      </w:pPr>
+      <w:r>
+        <w:rPr>
+          <w:rFonts w:ascii="Courier New" w:hAnsi="Courier New"/>
+          <w:sz w:val="18"/>
+        </w:rPr>
+        <w:t xml:space="preserve">Melon-App/</w:t>
+      </w:r>
+    </w:p>
+    <w:p>
+      <w:pPr>
+        <w:pStyle w:val="BodyText"/>
+      </w:pPr>
+      <w:r>
+        <w:rPr>
+          <w:rFonts w:ascii="Courier New" w:hAnsi="Courier New"/>
+          <w:sz w:val="18"/>
+        </w:rPr>
+        <w:t xml:space="preserve">├── src/</w:t>
+      </w:r>
+    </w:p>
+    <w:p>
+      <w:pPr>
+        <w:pStyle w:val="BodyText"/>
+      </w:pPr>
+      <w:r>
+        <w:rPr>
+          <w:rFonts w:ascii="Courier New" w:hAnsi="Courier New"/>
+          <w:sz w:val="18"/>
+        </w:rPr>
+        <w:t xml:space="preserve">│   ├── web/                              # Next.js 16 Web Application &amp; Proxy Layer</w:t>
+      </w:r>
+    </w:p>
+    <w:p>
+      <w:pPr>
+        <w:pStyle w:val="BodyText"/>
+      </w:pPr>
+      <w:r>
+        <w:rPr>
+          <w:rFonts w:ascii="Courier New" w:hAnsi="Courier New"/>
+          <w:sz w:val="18"/>
+        </w:rPr>
+        <w:t xml:space="preserve">│   │   ├── app/                          # Next.js App Router (Pages &amp; API Route Handlers)</w:t>
+      </w:r>
+    </w:p>
+    <w:p>
+      <w:pPr>
+        <w:pStyle w:val="BodyText"/>
+      </w:pPr>
+      <w:r>
+        <w:rPr>
+          <w:rFonts w:ascii="Courier New" w:hAnsi="Courier New"/>
+          <w:sz w:val="18"/>
+        </w:rPr>
+        <w:t xml:space="preserve">│   │   │   ├── api/v1/                   # Next.js API Routes (Secure Proxy Node)</w:t>
+      </w:r>
+    </w:p>
+    <w:p>
+      <w:pPr>
+        <w:pStyle w:val="BodyText"/>
+      </w:pPr>
+      <w:r>
+        <w:rPr>
+          <w:rFonts w:ascii="Courier New" w:hAnsi="Courier New"/>
+          <w:sz w:val="18"/>
+        </w:rPr>
+        <w:t xml:space="preserve">│   │   │   ├── admin/                    # Admin Dashboard (PDF/Image upload interfaces)</w:t>
+      </w:r>
+    </w:p>
+    <w:p>
+      <w:pPr>
+        <w:pStyle w:val="BodyText"/>
+      </w:pPr>
+      <w:r>
+        <w:rPr>
+          <w:rFonts w:ascii="Courier New" w:hAnsi="Courier New"/>
+          <w:sz w:val="18"/>
+        </w:rPr>
+        <w:t xml:space="preserve">│   │   │   ├── lessons/                  # Interactive Lesson Player UI &amp; Drag-Drop logic</w:t>
+      </w:r>
+    </w:p>
+    <w:p>
+      <w:pPr>
+        <w:pStyle w:val="BodyText"/>
+      </w:pPr>
+      <w:r>
+        <w:rPr>
+          <w:rFonts w:ascii="Courier New" w:hAnsi="Courier New"/>
+          <w:sz w:val="18"/>
+        </w:rPr>
+        <w:t xml:space="preserve">│   │   │   └── globals.css               # Neobrutalism Design System Tailwind tokens</w:t>
+      </w:r>
+    </w:p>
+    <w:p>
+      <w:pPr>
+        <w:pStyle w:val="BodyText"/>
+      </w:pPr>
+      <w:r>
+        <w:rPr>
+          <w:rFonts w:ascii="Courier New" w:hAnsi="Courier New"/>
+          <w:sz w:val="18"/>
+        </w:rPr>
+        <w:t xml:space="preserve">│   │   ├── components/                   # Modular Reusable React UI Components</w:t>
+      </w:r>
+    </w:p>
+    <w:p>
+      <w:pPr>
+        <w:pStyle w:val="BodyText"/>
+      </w:pPr>
+      <w:r>
+        <w:rPr>
+          <w:rFonts w:ascii="Courier New" w:hAnsi="Courier New"/>
+          <w:sz w:val="18"/>
+        </w:rPr>
+        <w:t xml:space="preserve">│   │   │   ├── shared/                   # Core Neobrutalism UI (NbButton, NbCard, NbPill)</w:t>
+      </w:r>
+    </w:p>
+    <w:p>
+      <w:pPr>
+        <w:pStyle w:val="BodyText"/>
+      </w:pPr>
+      <w:r>
+        <w:rPr>
+          <w:rFonts w:ascii="Courier New" w:hAnsi="Courier New"/>
+          <w:sz w:val="18"/>
+        </w:rPr>
+        <w:t xml:space="preserve">│   │   │   ├── ai/                       # AI Tutor widget (Cosmo Chat UI)</w:t>
+      </w:r>
+    </w:p>
+    <w:p>
+      <w:pPr>
+        <w:pStyle w:val="BodyText"/>
+      </w:pPr>
+      <w:r>
+        <w:rPr>
+          <w:rFonts w:ascii="Courier New" w:hAnsi="Courier New"/>
+          <w:sz w:val="18"/>
+        </w:rPr>
+        <w:t xml:space="preserve">│   │   │   └── problems/                 # OCR Ingestion frontend panels</w:t>
+      </w:r>
+    </w:p>
+    <w:p>
+      <w:pPr>
+        <w:pStyle w:val="BodyText"/>
+      </w:pPr>
+      <w:r>
+        <w:rPr>
+          <w:rFonts w:ascii="Courier New" w:hAnsi="Courier New"/>
+          <w:sz w:val="18"/>
+        </w:rPr>
+        <w:t xml:space="preserve">│   │   └── lib/                          # Framework Core Utilities &amp; Client State</w:t>
+      </w:r>
+    </w:p>
+    <w:p>
+      <w:pPr>
+        <w:pStyle w:val="BodyText"/>
+      </w:pPr>
+      <w:r>
+        <w:rPr>
+          <w:rFonts w:ascii="Courier New" w:hAnsi="Courier New"/>
+          <w:sz w:val="18"/>
+        </w:rPr>
+        <w:t xml:space="preserve">│   │       ├── gamification/             # Zustand global state (XP, Badges, LocalStorage)</w:t>
+      </w:r>
+    </w:p>
+    <w:p>
+      <w:pPr>
+        <w:pStyle w:val="BodyText"/>
+      </w:pPr>
+      <w:r>
+        <w:rPr>
+          <w:rFonts w:ascii="Courier New" w:hAnsi="Courier New"/>
+          <w:sz w:val="18"/>
+        </w:rPr>
+        <w:t xml:space="preserve">│   │       └── auth/                     # Firebase Auth configurations</w:t>
+      </w:r>
+    </w:p>
+    <w:p>
+      <w:pPr>
+        <w:pStyle w:val="BodyText"/>
+      </w:pPr>
+      <w:r>
+        <w:rPr>
+          <w:rFonts w:ascii="Courier New" w:hAnsi="Courier New"/>
+          <w:sz w:val="18"/>
+        </w:rPr>
+        <w:t xml:space="preserve">│   │</w:t>
+      </w:r>
+    </w:p>
+    <w:p>
+      <w:pPr>
+        <w:pStyle w:val="BodyText"/>
+      </w:pPr>
+      <w:r>
+        <w:rPr>
+          <w:rFonts w:ascii="Courier New" w:hAnsi="Courier New"/>
+          <w:sz w:val="18"/>
+        </w:rPr>
+        <w:t xml:space="preserve">│   └── melon-ai-backend/                 # Python FastAPI Standalone AI Compute Engine</w:t>
+      </w:r>
+    </w:p>
+    <w:p>
+      <w:pPr>
+        <w:pStyle w:val="BodyText"/>
+      </w:pPr>
+      <w:r>
+        <w:rPr>
+          <w:rFonts w:ascii="Courier New" w:hAnsi="Courier New"/>
+          <w:sz w:val="18"/>
+        </w:rPr>
+        <w:t xml:space="preserve">│       ├── main.py                       # FastAPI application bootstrapper &amp; CORS setups</w:t>
+      </w:r>
+    </w:p>
+    <w:p>
+      <w:pPr>
+        <w:pStyle w:val="BodyText"/>
+      </w:pPr>
+      <w:r>
+        <w:rPr>
+          <w:rFonts w:ascii="Courier New" w:hAnsi="Courier New"/>
+          <w:sz w:val="18"/>
+        </w:rPr>
+        <w:t xml:space="preserve">│       ├── api/                          # REST API Controller mappings</w:t>
+      </w:r>
+    </w:p>
+    <w:p>
+      <w:pPr>
+        <w:pStyle w:val="BodyText"/>
+      </w:pPr>
+      <w:r>
+        <w:rPr>
+          <w:rFonts w:ascii="Courier New" w:hAnsi="Courier New"/>
+          <w:sz w:val="18"/>
+        </w:rPr>
+        <w:t xml:space="preserve">│       │   └── endpoints.py              # Routes for RAG, TTS, and Vision parsing</w:t>
+      </w:r>
+    </w:p>
+    <w:p>
+      <w:pPr>
+        <w:pStyle w:val="BodyText"/>
+      </w:pPr>
+      <w:r>
+        <w:rPr>
+          <w:rFonts w:ascii="Courier New" w:hAnsi="Courier New"/>
+          <w:sz w:val="18"/>
+        </w:rPr>
+        <w:t xml:space="preserve">│       └── services/                     # Domain Business Logic &amp; AI Services</w:t>
+      </w:r>
+    </w:p>
+    <w:p>
+      <w:pPr>
+        <w:pStyle w:val="BodyText"/>
+      </w:pPr>
+      <w:r>
+        <w:rPr>
+          <w:rFonts w:ascii="Courier New" w:hAnsi="Courier New"/>
+          <w:sz w:val="18"/>
+        </w:rPr>
+        <w:t xml:space="preserve">│           ├── llm_service.py            # GPT-4o-mini structured prompt logic</w:t>
+      </w:r>
+    </w:p>
+    <w:p>
+      <w:pPr>
+        <w:pStyle w:val="BodyText"/>
+      </w:pPr>
+      <w:r>
+        <w:rPr>
+          <w:rFonts w:ascii="Courier New" w:hAnsi="Courier New"/>
+          <w:sz w:val="18"/>
+        </w:rPr>
+        <w:t xml:space="preserve">│           ├── rag_service.py            # Custom Hash Embedding &amp; Pinecone logic</w:t>
+      </w:r>
+    </w:p>
+    <w:p>
+      <w:pPr>
+        <w:pStyle w:val="BodyText"/>
+      </w:pPr>
+      <w:r>
+        <w:rPr>
+          <w:rFonts w:ascii="Courier New" w:hAnsi="Courier New"/>
+          <w:sz w:val="18"/>
+        </w:rPr>
+        <w:t xml:space="preserve">│           ├── problem_parser_service.py # Gemini 2.5 Pro Multimodal OCR &amp; LaTeX compiler</w:t>
+      </w:r>
+    </w:p>
+    <w:p>
+      <w:pPr>
+        <w:pStyle w:val="BodyText"/>
+      </w:pPr>
+      <w:r>
+        <w:rPr>
+          <w:rFonts w:ascii="Courier New" w:hAnsi="Courier New"/>
+          <w:sz w:val="18"/>
+        </w:rPr>
+        <w:t xml:space="preserve">│           └── tts_service.py            # ElevenLabs raw byte stream processing</w:t>
+      </w:r>
+    </w:p>
+    <w:p>
+      <w:pPr>
+        <w:pStyle w:val="BodyText"/>
+      </w:pPr>
+      <w:r>
+        <w:rPr>
+          <w:rFonts w:ascii="Courier New" w:hAnsi="Courier New"/>
+          <w:sz w:val="18"/>
+        </w:rPr>
+        <w:t xml:space="preserve">│</w:t>
+      </w:r>
+    </w:p>
+    <w:p>
+      <w:pPr>
+        <w:pStyle w:val="BodyText"/>
+      </w:pPr>
+      <w:r>
+        <w:rPr>
+          <w:rFonts w:ascii="Courier New" w:hAnsi="Courier New"/>
+          <w:sz w:val="18"/>
+        </w:rPr>
+        <w:t xml:space="preserve">├── infra/                                # Cloud System configuration deployments (vercel.json)</w:t>
+      </w:r>
+    </w:p>
+    <w:p>
+      <w:pPr>
+        <w:pStyle w:val="BodyText"/>
+      </w:pPr>
+      <w:r>
+        <w:rPr>
+          <w:rFonts w:ascii="Courier New" w:hAnsi="Courier New"/>
+          <w:sz w:val="18"/>
+        </w:rPr>
+        <w:t xml:space="preserve">└── package.json                          # Node.js workspace dependencies</w:t>
+      </w:r>
+    </w:p>
     <w:p>
       <w:pPr>
         <w:pStyle w:val="Heading2"/>
